--- a/Документация/Документы/ИНТЕРПРИТАЦИЯ.docx
+++ b/Документация/Документы/ИНТЕРПРИТАЦИЯ.docx
@@ -1,6 +1,6 @@
 
 <file path=word/document.xml><?xml version="1.0" encoding="utf-8"?>
-<w:document xmlns:wpc="http://schemas.microsoft.com/office/word/2010/wordprocessingCanvas" xmlns:cx="http://schemas.microsoft.com/office/drawing/2014/chartex" xmlns:cx1="http://schemas.microsoft.com/office/drawing/2015/9/8/chartex" xmlns:mc="http://schemas.openxmlformats.org/markup-compatibility/2006" xmlns:o="urn:schemas-microsoft-com:office:office" xmlns:r="http://schemas.openxmlformats.org/officeDocument/2006/relationships" xmlns:m="http://schemas.openxmlformats.org/officeDocument/2006/math" xmlns:v="urn:schemas-microsoft-com:vml" xmlns:wp14="http://schemas.microsoft.com/office/word/2010/wordprocessingDrawing" xmlns:wp="http://schemas.openxmlformats.org/drawingml/2006/wordprocessingDrawing" xmlns:w10="urn:schemas-microsoft-com:office:word" xmlns:w="http://schemas.openxmlformats.org/wordprocessingml/2006/main" xmlns:w14="http://schemas.microsoft.com/office/word/2010/wordml" xmlns:w15="http://schemas.microsoft.com/office/word/2012/wordml" xmlns:w16se="http://schemas.microsoft.com/office/word/2015/wordml/symex" xmlns:wpg="http://schemas.microsoft.com/office/word/2010/wordprocessingGroup" xmlns:wpi="http://schemas.microsoft.com/office/word/2010/wordprocessingInk" xmlns:wne="http://schemas.microsoft.com/office/word/2006/wordml" xmlns:wps="http://schemas.microsoft.com/office/word/2010/wordprocessingShape" mc:Ignorable="w14 w15 w16se wp14">
+<w:document xmlns:wpc="http://schemas.microsoft.com/office/word/2010/wordprocessingCanvas" xmlns:mc="http://schemas.openxmlformats.org/markup-compatibility/2006" xmlns:o="urn:schemas-microsoft-com:office:office" xmlns:r="http://schemas.openxmlformats.org/officeDocument/2006/relationships" xmlns:m="http://schemas.openxmlformats.org/officeDocument/2006/math" xmlns:v="urn:schemas-microsoft-com:vml" xmlns:wp14="http://schemas.microsoft.com/office/word/2010/wordprocessingDrawing" xmlns:wp="http://schemas.openxmlformats.org/drawingml/2006/wordprocessingDrawing" xmlns:w10="urn:schemas-microsoft-com:office:word" xmlns:w="http://schemas.openxmlformats.org/wordprocessingml/2006/main" xmlns:w14="http://schemas.microsoft.com/office/word/2010/wordml" xmlns:w15="http://schemas.microsoft.com/office/word/2012/wordml" xmlns:wpg="http://schemas.microsoft.com/office/word/2010/wordprocessingGroup" xmlns:wpi="http://schemas.microsoft.com/office/word/2010/wordprocessingInk" xmlns:wne="http://schemas.microsoft.com/office/word/2006/wordml" xmlns:wps="http://schemas.microsoft.com/office/word/2010/wordprocessingShape" mc:Ignorable="w14 w15 wp14">
   <w:body>
     <w:p/>
     <w:p>
@@ -1818,8 +1818,10 @@
           </w:tcPr>
           <w:p>
             <w:r>
-              <w:t>2</w:t>
-            </w:r>
+              <w:t>3</w:t>
+            </w:r>
+            <w:bookmarkStart w:id="0" w:name="_GoBack"/>
+            <w:bookmarkEnd w:id="0"/>
           </w:p>
         </w:tc>
         <w:tc>
@@ -3672,8 +3674,6 @@
       <w:r>
         <w:t>Красный - нервн</w:t>
       </w:r>
-      <w:bookmarkStart w:id="0" w:name="_GoBack"/>
-      <w:bookmarkEnd w:id="0"/>
     </w:p>
     <w:tbl>
       <w:tblPr>
@@ -5353,11 +5353,11 @@
           </w:tcPr>
           <w:p>
             <w:r>
-              <w:t xml:space="preserve">Застенчив, независтлив, стремится к самостоятельности, привязчив.  С близкими людьми проявляет наблюдательность и чувство юмора. Склонен к глубоким и доверительным отношениям. Старается избегать ситуации </w:t>
+              <w:t xml:space="preserve">Застенчив, независтлив, стремится к самостоятельности, привязчив.  С близкими людьми проявляет наблюдательность и чувство юмора. Склонен </w:t>
             </w:r>
             <w:r>
               <w:lastRenderedPageBreak/>
-              <w:t>риска. Не выносит навязанный темп. В неудачах обычно обвиняет себя.</w:t>
+              <w:t>к глубоким и доверительным отношениям. Старается избегать ситуации риска. Не выносит навязанный темп. В неудачах обычно обвиняет себя.</w:t>
             </w:r>
           </w:p>
           <w:p>
@@ -7066,6 +7066,7 @@
           </w:tcPr>
           <w:p>
             <w:r>
+              <w:lastRenderedPageBreak/>
               <w:t>6</w:t>
             </w:r>
           </w:p>
@@ -7165,7 +7166,6 @@
           </w:tcPr>
           <w:p>
             <w:r>
-              <w:lastRenderedPageBreak/>
               <w:t>6</w:t>
             </w:r>
           </w:p>
@@ -10800,6 +10800,7 @@
           </w:tcPr>
           <w:p>
             <w:r>
+              <w:lastRenderedPageBreak/>
               <w:t>8</w:t>
             </w:r>
           </w:p>
@@ -10901,7 +10902,6 @@
           </w:tcPr>
           <w:p>
             <w:r>
-              <w:lastRenderedPageBreak/>
               <w:t>8</w:t>
             </w:r>
           </w:p>
@@ -14626,6 +14626,7 @@
           </w:tcPr>
           <w:p>
             <w:r>
+              <w:lastRenderedPageBreak/>
               <w:t>8</w:t>
             </w:r>
           </w:p>
@@ -14728,7 +14729,6 @@
           </w:tcPr>
           <w:p>
             <w:r>
-              <w:lastRenderedPageBreak/>
               <w:t>8</w:t>
             </w:r>
           </w:p>
@@ -17801,6 +17801,7 @@
           </w:tcPr>
           <w:p>
             <w:r>
+              <w:lastRenderedPageBreak/>
               <w:t> </w:t>
             </w:r>
           </w:p>
@@ -17903,7 +17904,6 @@
           </w:tcPr>
           <w:p>
             <w:r>
-              <w:lastRenderedPageBreak/>
               <w:t>8</w:t>
             </w:r>
           </w:p>
@@ -19312,7 +19312,7 @@
 </file>
 
 <file path=word/numbering.xml><?xml version="1.0" encoding="utf-8"?>
-<w:numbering xmlns:wpc="http://schemas.microsoft.com/office/word/2010/wordprocessingCanvas" xmlns:cx="http://schemas.microsoft.com/office/drawing/2014/chartex" xmlns:cx1="http://schemas.microsoft.com/office/drawing/2015/9/8/chartex" xmlns:mc="http://schemas.openxmlformats.org/markup-compatibility/2006" xmlns:o="urn:schemas-microsoft-com:office:office" xmlns:r="http://schemas.openxmlformats.org/officeDocument/2006/relationships" xmlns:m="http://schemas.openxmlformats.org/officeDocument/2006/math" xmlns:v="urn:schemas-microsoft-com:vml" xmlns:wp14="http://schemas.microsoft.com/office/word/2010/wordprocessingDrawing" xmlns:wp="http://schemas.openxmlformats.org/drawingml/2006/wordprocessingDrawing" xmlns:w10="urn:schemas-microsoft-com:office:word" xmlns:w="http://schemas.openxmlformats.org/wordprocessingml/2006/main" xmlns:w14="http://schemas.microsoft.com/office/word/2010/wordml" xmlns:w15="http://schemas.microsoft.com/office/word/2012/wordml" xmlns:w16se="http://schemas.microsoft.com/office/word/2015/wordml/symex" xmlns:wpg="http://schemas.microsoft.com/office/word/2010/wordprocessingGroup" xmlns:wpi="http://schemas.microsoft.com/office/word/2010/wordprocessingInk" xmlns:wne="http://schemas.microsoft.com/office/word/2006/wordml" xmlns:wps="http://schemas.microsoft.com/office/word/2010/wordprocessingShape" mc:Ignorable="w14 w15 w16se wp14">
+<w:numbering xmlns:wpc="http://schemas.microsoft.com/office/word/2010/wordprocessingCanvas" xmlns:mc="http://schemas.openxmlformats.org/markup-compatibility/2006" xmlns:o="urn:schemas-microsoft-com:office:office" xmlns:r="http://schemas.openxmlformats.org/officeDocument/2006/relationships" xmlns:m="http://schemas.openxmlformats.org/officeDocument/2006/math" xmlns:v="urn:schemas-microsoft-com:vml" xmlns:wp14="http://schemas.microsoft.com/office/word/2010/wordprocessingDrawing" xmlns:wp="http://schemas.openxmlformats.org/drawingml/2006/wordprocessingDrawing" xmlns:w10="urn:schemas-microsoft-com:office:word" xmlns:w="http://schemas.openxmlformats.org/wordprocessingml/2006/main" xmlns:w14="http://schemas.microsoft.com/office/word/2010/wordml" xmlns:w15="http://schemas.microsoft.com/office/word/2012/wordml" xmlns:wpg="http://schemas.microsoft.com/office/word/2010/wordprocessingGroup" xmlns:wpi="http://schemas.microsoft.com/office/word/2010/wordprocessingInk" xmlns:wne="http://schemas.microsoft.com/office/word/2006/wordml" xmlns:wps="http://schemas.microsoft.com/office/word/2010/wordprocessingShape" mc:Ignorable="w14 w15 wp14">
   <w:abstractNum w:abstractNumId="0" w15:restartNumberingAfterBreak="0">
     <w:nsid w:val="057B709D"/>
     <w:multiLevelType w:val="singleLevel"/>
@@ -20635,7 +20635,7 @@
 </file>
 
 <file path=word/styles.xml><?xml version="1.0" encoding="utf-8"?>
-<w:styles xmlns:mc="http://schemas.openxmlformats.org/markup-compatibility/2006" xmlns:r="http://schemas.openxmlformats.org/officeDocument/2006/relationships" xmlns:w="http://schemas.openxmlformats.org/wordprocessingml/2006/main" xmlns:w14="http://schemas.microsoft.com/office/word/2010/wordml" xmlns:w15="http://schemas.microsoft.com/office/word/2012/wordml" xmlns:w16se="http://schemas.microsoft.com/office/word/2015/wordml/symex" mc:Ignorable="w14 w15 w16se">
+<w:styles xmlns:mc="http://schemas.openxmlformats.org/markup-compatibility/2006" xmlns:r="http://schemas.openxmlformats.org/officeDocument/2006/relationships" xmlns:w="http://schemas.openxmlformats.org/wordprocessingml/2006/main" xmlns:w14="http://schemas.microsoft.com/office/word/2010/wordml" xmlns:w15="http://schemas.microsoft.com/office/word/2012/wordml" mc:Ignorable="w14 w15">
   <w:docDefaults>
     <w:rPrDefault>
       <w:rPr>

--- a/Документация/Документы/ИНТЕРПРИТАЦИЯ.docx
+++ b/Документация/Документы/ИНТЕРПРИТАЦИЯ.docx
@@ -2,7 +2,10 @@
 <file path=word/document.xml><?xml version="1.0" encoding="utf-8"?>
 <w:document xmlns:wpc="http://schemas.microsoft.com/office/word/2010/wordprocessingCanvas" xmlns:mc="http://schemas.openxmlformats.org/markup-compatibility/2006" xmlns:o="urn:schemas-microsoft-com:office:office" xmlns:r="http://schemas.openxmlformats.org/officeDocument/2006/relationships" xmlns:m="http://schemas.openxmlformats.org/officeDocument/2006/math" xmlns:v="urn:schemas-microsoft-com:vml" xmlns:wp14="http://schemas.microsoft.com/office/word/2010/wordprocessingDrawing" xmlns:wp="http://schemas.openxmlformats.org/drawingml/2006/wordprocessingDrawing" xmlns:w10="urn:schemas-microsoft-com:office:word" xmlns:w="http://schemas.openxmlformats.org/wordprocessingml/2006/main" xmlns:w14="http://schemas.microsoft.com/office/word/2010/wordml" xmlns:w15="http://schemas.microsoft.com/office/word/2012/wordml" xmlns:wpg="http://schemas.microsoft.com/office/word/2010/wordprocessingGroup" xmlns:wpi="http://schemas.microsoft.com/office/word/2010/wordprocessingInk" xmlns:wne="http://schemas.microsoft.com/office/word/2006/wordml" xmlns:wps="http://schemas.microsoft.com/office/word/2010/wordprocessingShape" mc:Ignorable="w14 w15 wp14">
   <w:body>
-    <w:p/>
+    <w:p>
+      <w:bookmarkStart w:id="0" w:name="_GoBack"/>
+      <w:bookmarkEnd w:id="0"/>
+    </w:p>
     <w:p>
       <w:r>
         <w:t>ПРЛОЖЕНИЕ № 2</w:t>
@@ -1820,8 +1823,6 @@
             <w:r>
               <w:t>3</w:t>
             </w:r>
-            <w:bookmarkStart w:id="0" w:name="_GoBack"/>
-            <w:bookmarkEnd w:id="0"/>
           </w:p>
         </w:tc>
         <w:tc>
@@ -19313,7 +19314,7 @@
 
 <file path=word/numbering.xml><?xml version="1.0" encoding="utf-8"?>
 <w:numbering xmlns:wpc="http://schemas.microsoft.com/office/word/2010/wordprocessingCanvas" xmlns:mc="http://schemas.openxmlformats.org/markup-compatibility/2006" xmlns:o="urn:schemas-microsoft-com:office:office" xmlns:r="http://schemas.openxmlformats.org/officeDocument/2006/relationships" xmlns:m="http://schemas.openxmlformats.org/officeDocument/2006/math" xmlns:v="urn:schemas-microsoft-com:vml" xmlns:wp14="http://schemas.microsoft.com/office/word/2010/wordprocessingDrawing" xmlns:wp="http://schemas.openxmlformats.org/drawingml/2006/wordprocessingDrawing" xmlns:w10="urn:schemas-microsoft-com:office:word" xmlns:w="http://schemas.openxmlformats.org/wordprocessingml/2006/main" xmlns:w14="http://schemas.microsoft.com/office/word/2010/wordml" xmlns:w15="http://schemas.microsoft.com/office/word/2012/wordml" xmlns:wpg="http://schemas.microsoft.com/office/word/2010/wordprocessingGroup" xmlns:wpi="http://schemas.microsoft.com/office/word/2010/wordprocessingInk" xmlns:wne="http://schemas.microsoft.com/office/word/2006/wordml" xmlns:wps="http://schemas.microsoft.com/office/word/2010/wordprocessingShape" mc:Ignorable="w14 w15 wp14">
-  <w:abstractNum w:abstractNumId="0" w15:restartNumberingAfterBreak="0">
+  <w:abstractNum w:abstractNumId="0">
     <w:nsid w:val="057B709D"/>
     <w:multiLevelType w:val="singleLevel"/>
     <w:tmpl w:val="0DB2ADB0"/>
@@ -19328,7 +19329,7 @@
       </w:rPr>
     </w:lvl>
   </w:abstractNum>
-  <w:abstractNum w:abstractNumId="1" w15:restartNumberingAfterBreak="0">
+  <w:abstractNum w:abstractNumId="1">
     <w:nsid w:val="06B747FC"/>
     <w:multiLevelType w:val="hybridMultilevel"/>
     <w:tmpl w:val="8CE4A392"/>
@@ -19441,7 +19442,7 @@
       </w:pPr>
     </w:lvl>
   </w:abstractNum>
-  <w:abstractNum w:abstractNumId="2" w15:restartNumberingAfterBreak="0">
+  <w:abstractNum w:abstractNumId="2">
     <w:nsid w:val="08653542"/>
     <w:multiLevelType w:val="singleLevel"/>
     <w:tmpl w:val="0DB2ADB0"/>
@@ -19456,7 +19457,7 @@
       </w:rPr>
     </w:lvl>
   </w:abstractNum>
-  <w:abstractNum w:abstractNumId="3" w15:restartNumberingAfterBreak="0">
+  <w:abstractNum w:abstractNumId="3">
     <w:nsid w:val="0A947B8F"/>
     <w:multiLevelType w:val="hybridMultilevel"/>
     <w:tmpl w:val="DEA04058"/>
@@ -19567,7 +19568,7 @@
       </w:pPr>
     </w:lvl>
   </w:abstractNum>
-  <w:abstractNum w:abstractNumId="4" w15:restartNumberingAfterBreak="0">
+  <w:abstractNum w:abstractNumId="4">
     <w:nsid w:val="153954EF"/>
     <w:multiLevelType w:val="hybridMultilevel"/>
     <w:tmpl w:val="30C45DC8"/>
@@ -19680,7 +19681,7 @@
       </w:pPr>
     </w:lvl>
   </w:abstractNum>
-  <w:abstractNum w:abstractNumId="5" w15:restartNumberingAfterBreak="0">
+  <w:abstractNum w:abstractNumId="5">
     <w:nsid w:val="15731BE3"/>
     <w:multiLevelType w:val="singleLevel"/>
     <w:tmpl w:val="21620BF0"/>
@@ -19695,7 +19696,7 @@
       </w:rPr>
     </w:lvl>
   </w:abstractNum>
-  <w:abstractNum w:abstractNumId="6" w15:restartNumberingAfterBreak="0">
+  <w:abstractNum w:abstractNumId="6">
     <w:nsid w:val="19BB638D"/>
     <w:multiLevelType w:val="singleLevel"/>
     <w:tmpl w:val="D4685884"/>
@@ -19710,7 +19711,7 @@
       </w:pPr>
     </w:lvl>
   </w:abstractNum>
-  <w:abstractNum w:abstractNumId="7" w15:restartNumberingAfterBreak="0">
+  <w:abstractNum w:abstractNumId="7">
     <w:nsid w:val="1C6912AD"/>
     <w:multiLevelType w:val="singleLevel"/>
     <w:tmpl w:val="575CF738"/>
@@ -19728,7 +19729,7 @@
       </w:pPr>
     </w:lvl>
   </w:abstractNum>
-  <w:abstractNum w:abstractNumId="8" w15:restartNumberingAfterBreak="0">
+  <w:abstractNum w:abstractNumId="8">
     <w:nsid w:val="307A6A42"/>
     <w:multiLevelType w:val="hybridMultilevel"/>
     <w:tmpl w:val="88989D4C"/>
@@ -19841,7 +19842,7 @@
       </w:pPr>
     </w:lvl>
   </w:abstractNum>
-  <w:abstractNum w:abstractNumId="9" w15:restartNumberingAfterBreak="0">
+  <w:abstractNum w:abstractNumId="9">
     <w:nsid w:val="3AEE72D4"/>
     <w:multiLevelType w:val="singleLevel"/>
     <w:tmpl w:val="E45E7CFA"/>
@@ -19856,7 +19857,7 @@
       </w:pPr>
     </w:lvl>
   </w:abstractNum>
-  <w:abstractNum w:abstractNumId="10" w15:restartNumberingAfterBreak="0">
+  <w:abstractNum w:abstractNumId="10">
     <w:nsid w:val="3E6449F5"/>
     <w:multiLevelType w:val="singleLevel"/>
     <w:tmpl w:val="E45E7CFA"/>
@@ -19871,7 +19872,7 @@
       </w:pPr>
     </w:lvl>
   </w:abstractNum>
-  <w:abstractNum w:abstractNumId="11" w15:restartNumberingAfterBreak="0">
+  <w:abstractNum w:abstractNumId="11">
     <w:nsid w:val="44A069B9"/>
     <w:multiLevelType w:val="hybridMultilevel"/>
     <w:tmpl w:val="55E0C5FC"/>
@@ -19982,7 +19983,7 @@
       </w:pPr>
     </w:lvl>
   </w:abstractNum>
-  <w:abstractNum w:abstractNumId="12" w15:restartNumberingAfterBreak="0">
+  <w:abstractNum w:abstractNumId="12">
     <w:nsid w:val="51044C9E"/>
     <w:multiLevelType w:val="singleLevel"/>
     <w:tmpl w:val="E45E7CFA"/>
@@ -19997,7 +19998,7 @@
       </w:pPr>
     </w:lvl>
   </w:abstractNum>
-  <w:abstractNum w:abstractNumId="13" w15:restartNumberingAfterBreak="0">
+  <w:abstractNum w:abstractNumId="13">
     <w:nsid w:val="51A15F78"/>
     <w:multiLevelType w:val="singleLevel"/>
     <w:tmpl w:val="0DB2ADB0"/>
@@ -20012,7 +20013,7 @@
       </w:rPr>
     </w:lvl>
   </w:abstractNum>
-  <w:abstractNum w:abstractNumId="14" w15:restartNumberingAfterBreak="0">
+  <w:abstractNum w:abstractNumId="14">
     <w:nsid w:val="5596332E"/>
     <w:multiLevelType w:val="hybridMultilevel"/>
     <w:tmpl w:val="575E1D0E"/>
@@ -20123,7 +20124,7 @@
       </w:pPr>
     </w:lvl>
   </w:abstractNum>
-  <w:abstractNum w:abstractNumId="15" w15:restartNumberingAfterBreak="0">
+  <w:abstractNum w:abstractNumId="15">
     <w:nsid w:val="56C80006"/>
     <w:multiLevelType w:val="singleLevel"/>
     <w:tmpl w:val="0DB2ADB0"/>
@@ -20138,7 +20139,7 @@
       </w:rPr>
     </w:lvl>
   </w:abstractNum>
-  <w:abstractNum w:abstractNumId="16" w15:restartNumberingAfterBreak="0">
+  <w:abstractNum w:abstractNumId="16">
     <w:nsid w:val="5840643B"/>
     <w:multiLevelType w:val="singleLevel"/>
     <w:tmpl w:val="0DB2ADB0"/>
@@ -20153,7 +20154,7 @@
       </w:rPr>
     </w:lvl>
   </w:abstractNum>
-  <w:abstractNum w:abstractNumId="17" w15:restartNumberingAfterBreak="0">
+  <w:abstractNum w:abstractNumId="17">
     <w:nsid w:val="61E7326F"/>
     <w:multiLevelType w:val="hybridMultilevel"/>
     <w:tmpl w:val="0C74311A"/>
@@ -20267,7 +20268,7 @@
       </w:pPr>
     </w:lvl>
   </w:abstractNum>
-  <w:abstractNum w:abstractNumId="18" w15:restartNumberingAfterBreak="0">
+  <w:abstractNum w:abstractNumId="18">
     <w:nsid w:val="68F67DDC"/>
     <w:multiLevelType w:val="singleLevel"/>
     <w:tmpl w:val="0419000F"/>
@@ -20287,7 +20288,7 @@
       </w:rPr>
     </w:lvl>
   </w:abstractNum>
-  <w:abstractNum w:abstractNumId="19" w15:restartNumberingAfterBreak="0">
+  <w:abstractNum w:abstractNumId="19">
     <w:nsid w:val="6A656136"/>
     <w:multiLevelType w:val="hybridMultilevel"/>
     <w:tmpl w:val="1DC20B8E"/>
@@ -20398,7 +20399,7 @@
       </w:pPr>
     </w:lvl>
   </w:abstractNum>
-  <w:abstractNum w:abstractNumId="20" w15:restartNumberingAfterBreak="0">
+  <w:abstractNum w:abstractNumId="20">
     <w:nsid w:val="6D6B5F7E"/>
     <w:multiLevelType w:val="singleLevel"/>
     <w:tmpl w:val="E45E7CFA"/>
@@ -20413,7 +20414,7 @@
       </w:pPr>
     </w:lvl>
   </w:abstractNum>
-  <w:abstractNum w:abstractNumId="21" w15:restartNumberingAfterBreak="0">
+  <w:abstractNum w:abstractNumId="21">
     <w:nsid w:val="71936FF6"/>
     <w:multiLevelType w:val="singleLevel"/>
     <w:tmpl w:val="05A02098"/>
@@ -20433,7 +20434,7 @@
       </w:rPr>
     </w:lvl>
   </w:abstractNum>
-  <w:abstractNum w:abstractNumId="22" w15:restartNumberingAfterBreak="0">
+  <w:abstractNum w:abstractNumId="22">
     <w:nsid w:val="788D124B"/>
     <w:multiLevelType w:val="hybridMultilevel"/>
     <w:tmpl w:val="EC169240"/>
@@ -20544,7 +20545,7 @@
       </w:pPr>
     </w:lvl>
   </w:abstractNum>
-  <w:abstractNum w:abstractNumId="23" w15:restartNumberingAfterBreak="0">
+  <w:abstractNum w:abstractNumId="23">
     <w:nsid w:val="7BBA5430"/>
     <w:multiLevelType w:val="singleLevel"/>
     <w:tmpl w:val="0DB2ADB0"/>
@@ -21247,6 +21248,7 @@
     <w:basedOn w:val="a2"/>
     <w:rsid w:val="001D745B"/>
     <w:tblPr>
+      <w:tblInd w:w="0" w:type="dxa"/>
       <w:tblBorders>
         <w:top w:val="single" w:sz="4" w:space="0" w:color="auto"/>
         <w:left w:val="single" w:sz="4" w:space="0" w:color="auto"/>
@@ -21255,6 +21257,12 @@
         <w:insideH w:val="single" w:sz="4" w:space="0" w:color="auto"/>
         <w:insideV w:val="single" w:sz="4" w:space="0" w:color="auto"/>
       </w:tblBorders>
+      <w:tblCellMar>
+        <w:top w:w="0" w:type="dxa"/>
+        <w:left w:w="108" w:type="dxa"/>
+        <w:bottom w:w="0" w:type="dxa"/>
+        <w:right w:w="108" w:type="dxa"/>
+      </w:tblCellMar>
     </w:tblPr>
   </w:style>
   <w:style w:type="paragraph" w:customStyle="1" w:styleId="a">
